--- a/tools/aubreylaw-docgeneration/templates/trust-individual-single.docx
+++ b/tools/aubreylaw-docgeneration/templates/trust-individual-single.docx
@@ -89,7 +89,7 @@
         </w:rPr>
       </w:pPr>
       <w:r>
-        <w:t>The Grantor is unmarried.{% if has_children %} The Grantor's children born before the date of this Trust Agreement are {% for child in children %}{{ child.full_name | name }}{% if not loop.last %}, {% endif %}{% endfor %}. All references in this Trust Agreement to the Grantor's children are to these children, as well as to any children later born to or adopted by the Grantor in a legal proceeding valid in the domestic or foreign jurisdiction in which it occurred. References to the Grantor's descendants are to the Grantor's children and their descendants, including descendants of any deceased child.{% endif %}</w:t>
+        <w:t>The Grantor is unmarried.{% if has_children %} The Grantor's children born before the date of this Trust Agreement are {% for child in children %}{{ child.full_name | name }}{% if include_child_gender_markers and child.gender_display %} ({{ child.gender_display }}){% endif %}{% if not loop.last %}, {% endif %}{% endfor %}. All references in this Trust Agreement to the Grantor's children are to these children, as well as to {% if include_afterborn_children %}any children later born to or adopted by the Grantor in a legal proceeding valid in the domestic or foreign jurisdiction in which it occurred.{% endif %} References to the Grantor's descendants are to the Grantor's children and their descendants, including descendants of any deceased child.{% endif %}</w:t>
       </w:r>
     </w:p>
     <w:p>
@@ -97,7 +97,7 @@
         <w:pStyle w:val="TRBody1"/>
       </w:pPr>
       <w:r>
-        <w:t>{% if trust.disinherited %}The Grantor specifically disinherits {% for person in trust.disinherited %}{{ person.full_name | name }}{% if not loop.last %}, {% endif %}{% endfor %} and their descendants. For all purposes of this Trust Agreement, each such person and that person's descendants shall be considered to have predeceased the Grantor. Although each such person may be a natural heir of the Grantor, the Grantor has intentionally not provided for such person as a beneficiary under this Trust Agreement.{% endif %}</w:t>
+        <w:t>{% if trust.disinherited %}The Grantor specifically disinherits {% for person in trust.disinherited %}{{ person.full_name | name }}{% if not loop.last %}, {% endif %}{% endfor %}{% if disinherit_issue %} and their descendants{% endif %}. For all purposes of this Trust Agreement, each such person and that person's descendants shall be considered to have predeceased the Grantor. Although each such person may be a natural heir of the Grantor, the Grantor has intentionally not provided for such person as a beneficiary under this Trust Agreement.{% endif %}</w:t>
       </w:r>
     </w:p>
     <w:p>
@@ -105,7 +105,7 @@
         <w:pStyle w:val="TRBody1"/>
       </w:pPr>
       <w:r>
-        <w:t>Except as otherwise provided in this instrument, the Grantor intentionally disinherits, omits, and does not provide for any other person or persons who claim to be the Grantor's descendants or heirs under any circumstances and without regard to the nature of any evidence which may indicate status as descendants or heirs.  The Grantor acknowledges and understands that, except as otherwise provided in this instrument, the Grantor is generally disinheriting, omitting, and not providing for any person or persons that may qualify as a pretermitted or omitted heir, spouse, or child.</w:t>
+        <w:t>{% if include_general_disinheritance %}Except as otherwise provided in this instrument, the Grantor intentionally disinherits, omits, and does not provide for any other person or persons who claim to be the Grantor's descendants or heirs under any circumstances and without regard to the nature of any evidence which may indicate status as descendants or heirs.  The Grantor acknowledges and understands that, except as otherwise provided in this instrument, the Grantor is generally disinheriting, omitting, and not providing for any person or persons that may qualify as a pretermitted or omitted heir, spouse, or child.{% endif %}</w:t>
       </w:r>
       <w:r>
         <w:t xml:space="preserve">  </w:t>
